--- a/test-corpus/word-verification/minimal.docx
+++ b/test-corpus/word-verification/minimal.docx
@@ -15,13 +15,319 @@
       <w:r>
         <w:drawing>
           <wp:inline xmlns:wp="http://schemas.openxmlformats.org/drawingml/2006/wordprocessingDrawing" distT="0" distB="0" distL="0" distR="0">
-            <wp:extent cx="5486400" cy="3200400"/>
+            <wp:extent cx="3524250" cy="1083469"/>
             <wp:effectExtent l="0" t="0" r="0" b="0"/>
-            <wp:docPr id="1" name="SmartArt Diagram"/>
-            <wp:cNvGraphicFramePr/>
+            <wp:docPr id="1" name="Diagram 1"/>
+            <wp:cNvGraphicFramePr>
+              <a:graphicFrameLocks xmlns:a="http://schemas.openxmlformats.org/drawingml/2006/main" noChangeAspect="1"/>
+            </wp:cNvGraphicFramePr>
             <a:graphic xmlns:a="http://schemas.openxmlformats.org/drawingml/2006/main">
-              <a:graphicData uri="http://schemas.openxmlformats.org/drawingml/2006/diagram">
-                <dgm:relIds xmlns:dgm="http://schemas.openxmlformats.org/drawingml/2006/diagram" xmlns:r="http://schemas.openxmlformats.org/officeDocument/2006/relationships" r:dm="rIdSmartArt1DM1" r:lo="rIdSmartArt1LO1" r:qs="rIdSmartArt1QS1" r:cs="rIdSmartArt1CS1"/>
+              <a:graphicData uri="http://schemas.microsoft.com/office/word/2010/wordprocessingCanvas">
+                <wpc:wpc xmlns:wpc="http://schemas.microsoft.com/office/word/2010/wordprocessingCanvas" xmlns:wpg="http://schemas.microsoft.com/office/word/2010/wordprocessingGroup" xmlns:wps="http://schemas.microsoft.com/office/word/2010/wordprocessingShape" xmlns:pic="http://schemas.openxmlformats.org/drawingml/2006/picture" xmlns:r="http://schemas.openxmlformats.org/officeDocument/2006/relationships">
+                  <wpc:bg>
+                    <a:solidFill>
+                      <a:prstClr val="white"/>
+                    </a:solidFill>
+                  </wpc:bg>
+                  <wpc:whole/>
+                  <wps:wsp>
+                    <wps:cNvPr id="2" name="A" descr="A"/>
+                    <wps:cNvSpPr/>
+                    <wps:spPr>
+                      <a:xfrm>
+                        <a:off x="0" y="369094"/>
+                        <a:ext cx="666750" cy="714375"/>
+                      </a:xfrm>
+                      <a:prstGeom prst="rect">
+                        <a:avLst/>
+                      </a:prstGeom>
+                      <a:solidFill>
+                        <a:srgbClr val="D9E2F3"/>
+                      </a:solidFill>
+                      <a:ln w="12700" cap="flat" cmpd="sng" algn="ctr">
+                        <a:solidFill>
+                          <a:srgbClr val="2F5496"/>
+                        </a:solidFill>
+                        <a:prstDash val="solid"/>
+                      </a:ln>
+                    </wps:spPr>
+                    <wps:style>
+                      <a:lnRef idx="2">
+                        <a:schemeClr val="accent1">
+                          <a:shade val="15000"/>
+                        </a:schemeClr>
+                      </a:lnRef>
+                      <a:fillRef idx="1">
+                        <a:schemeClr val="accent1"/>
+                      </a:fillRef>
+                      <a:effectRef idx="0">
+                        <a:schemeClr val="accent1"/>
+                      </a:effectRef>
+                      <a:fontRef idx="minor">
+                        <a:schemeClr val="lt1"/>
+                      </a:fontRef>
+                    </wps:style>
+                    <wps:txbx>
+                      <w:txbxContent>
+                        <w:p>
+                          <w:pPr>
+                            <w:spacing w:before="0" w:after="0"/>
+                            <w:jc w:val="center"/>
+                          </w:pPr>
+                          <w:r>
+                            <w:rPr>
+                              <w:color w:val="000000"/>
+                              <w:sz w:val="24"/>
+                            </w:rPr>
+                            <w:t xml:space="preserve">A</w:t>
+                          </w:r>
+                        </w:p>
+                      </w:txbxContent>
+                    </wps:txbx>
+                    <wps:bodyPr rot="0" spcFirstLastPara="0" vertOverflow="overflow" horzOverflow="overflow" vert="horz" wrap="square" lIns="91440" tIns="45720" rIns="91440" bIns="45720" numCol="1" spcCol="0" rtlCol="0" fromWordArt="0" anchor="ctr" anchorCtr="0" forceAA="0" compatLnSpc="1">
+                      <a:prstTxWarp prst="textNoShape">
+                        <a:avLst/>
+                      </a:prstTxWarp>
+                      <a:noAutofit/>
+                    </wps:bodyPr>
+                  </wps:wsp>
+                  <wps:wsp>
+                    <wps:cNvPr id="3" name="B" descr="B"/>
+                    <wps:cNvSpPr/>
+                    <wps:spPr>
+                      <a:xfrm>
+                        <a:off x="1428750" y="0"/>
+                        <a:ext cx="666750" cy="714375"/>
+                      </a:xfrm>
+                      <a:prstGeom prst="rect">
+                        <a:avLst/>
+                      </a:prstGeom>
+                      <a:solidFill>
+                        <a:srgbClr val="D9E2F3"/>
+                      </a:solidFill>
+                      <a:ln w="12700" cap="flat" cmpd="sng" algn="ctr">
+                        <a:solidFill>
+                          <a:srgbClr val="2F5496"/>
+                        </a:solidFill>
+                        <a:prstDash val="solid"/>
+                      </a:ln>
+                    </wps:spPr>
+                    <wps:style>
+                      <a:lnRef idx="2">
+                        <a:schemeClr val="accent1">
+                          <a:shade val="15000"/>
+                        </a:schemeClr>
+                      </a:lnRef>
+                      <a:fillRef idx="1">
+                        <a:schemeClr val="accent1"/>
+                      </a:fillRef>
+                      <a:effectRef idx="0">
+                        <a:schemeClr val="accent1"/>
+                      </a:effectRef>
+                      <a:fontRef idx="minor">
+                        <a:schemeClr val="lt1"/>
+                      </a:fontRef>
+                    </wps:style>
+                    <wps:txbx>
+                      <w:txbxContent>
+                        <w:p>
+                          <w:pPr>
+                            <w:spacing w:before="0" w:after="0"/>
+                            <w:jc w:val="center"/>
+                          </w:pPr>
+                          <w:r>
+                            <w:rPr>
+                              <w:color w:val="000000"/>
+                              <w:sz w:val="24"/>
+                            </w:rPr>
+                            <w:t xml:space="preserve">B</w:t>
+                          </w:r>
+                        </w:p>
+                      </w:txbxContent>
+                    </wps:txbx>
+                    <wps:bodyPr rot="0" spcFirstLastPara="0" vertOverflow="overflow" horzOverflow="overflow" vert="horz" wrap="square" lIns="91440" tIns="45720" rIns="91440" bIns="45720" numCol="1" spcCol="0" rtlCol="0" fromWordArt="0" anchor="ctr" anchorCtr="0" forceAA="0" compatLnSpc="1">
+                      <a:prstTxWarp prst="textNoShape">
+                        <a:avLst/>
+                      </a:prstTxWarp>
+                      <a:noAutofit/>
+                    </wps:bodyPr>
+                  </wps:wsp>
+                  <wps:wsp>
+                    <wps:cNvPr id="4" name="C" descr="C"/>
+                    <wps:cNvSpPr/>
+                    <wps:spPr>
+                      <a:xfrm>
+                        <a:off x="2857500" y="369094"/>
+                        <a:ext cx="666750" cy="714375"/>
+                      </a:xfrm>
+                      <a:prstGeom prst="rect">
+                        <a:avLst/>
+                      </a:prstGeom>
+                      <a:solidFill>
+                        <a:srgbClr val="D9E2F3"/>
+                      </a:solidFill>
+                      <a:ln w="12700" cap="flat" cmpd="sng" algn="ctr">
+                        <a:solidFill>
+                          <a:srgbClr val="2F5496"/>
+                        </a:solidFill>
+                        <a:prstDash val="solid"/>
+                      </a:ln>
+                    </wps:spPr>
+                    <wps:style>
+                      <a:lnRef idx="2">
+                        <a:schemeClr val="accent1">
+                          <a:shade val="15000"/>
+                        </a:schemeClr>
+                      </a:lnRef>
+                      <a:fillRef idx="1">
+                        <a:schemeClr val="accent1"/>
+                      </a:fillRef>
+                      <a:effectRef idx="0">
+                        <a:schemeClr val="accent1"/>
+                      </a:effectRef>
+                      <a:fontRef idx="minor">
+                        <a:schemeClr val="lt1"/>
+                      </a:fontRef>
+                    </wps:style>
+                    <wps:txbx>
+                      <w:txbxContent>
+                        <w:p>
+                          <w:pPr>
+                            <w:spacing w:before="0" w:after="0"/>
+                            <w:jc w:val="center"/>
+                          </w:pPr>
+                          <w:r>
+                            <w:rPr>
+                              <w:color w:val="000000"/>
+                              <w:sz w:val="24"/>
+                            </w:rPr>
+                            <w:t xml:space="preserve">C</w:t>
+                          </w:r>
+                        </w:p>
+                      </w:txbxContent>
+                    </wps:txbx>
+                    <wps:bodyPr rot="0" spcFirstLastPara="0" vertOverflow="overflow" horzOverflow="overflow" vert="horz" wrap="square" lIns="91440" tIns="45720" rIns="91440" bIns="45720" numCol="1" spcCol="0" rtlCol="0" fromWordArt="0" anchor="ctr" anchorCtr="0" forceAA="0" compatLnSpc="1">
+                      <a:prstTxWarp prst="textNoShape">
+                        <a:avLst/>
+                      </a:prstTxWarp>
+                      <a:noAutofit/>
+                    </wps:bodyPr>
+                  </wps:wsp>
+                  <wps:wsp>
+                    <wps:cNvPr id="5" name="A--B"/>
+                    <wps:cNvCnPr>
+                      <a:stCxn id="2" idx="3"/>
+                      <a:endCxn id="3" idx="1"/>
+                    </wps:cNvCnPr>
+                    <wps:spPr>
+                      <a:xfrm flipV="1">
+                        <a:off x="666750" y="357188"/>
+                        <a:ext cx="762000" cy="369093"/>
+                      </a:xfrm>
+                      <a:prstGeom prst="line">
+                        <a:avLst/>
+                      </a:prstGeom>
+                      <a:ln w="12700" cap="flat" cmpd="sng" algn="ctr">
+                        <a:solidFill>
+                          <a:srgbClr val="2F5496"/>
+                        </a:solidFill>
+                        <a:prstDash val="solid"/>
+                        <a:tailEnd type="triangle" w="med" len="med"/>
+                      </a:ln>
+                    </wps:spPr>
+                    <wps:style>
+                      <a:lnRef idx="2">
+                        <a:schemeClr val="accent1"/>
+                      </a:lnRef>
+                      <a:fillRef idx="0">
+                        <a:schemeClr val="accent1"/>
+                      </a:fillRef>
+                      <a:effectRef idx="1">
+                        <a:schemeClr val="accent1"/>
+                      </a:effectRef>
+                      <a:fontRef idx="minor">
+                        <a:schemeClr val="tx1"/>
+                      </a:fontRef>
+                    </wps:style>
+                    <wps:bodyPr/>
+                  </wps:wsp>
+                  <wps:wsp>
+                    <wps:cNvPr id="6" name="B--C"/>
+                    <wps:cNvCnPr>
+                      <a:stCxn id="3" idx="3"/>
+                      <a:endCxn id="4" idx="1"/>
+                    </wps:cNvCnPr>
+                    <wps:spPr>
+                      <a:xfrm>
+                        <a:off x="2095500" y="357188"/>
+                        <a:ext cx="762000" cy="369093"/>
+                      </a:xfrm>
+                      <a:prstGeom prst="line">
+                        <a:avLst/>
+                      </a:prstGeom>
+                      <a:ln w="12700" cap="flat" cmpd="sng" algn="ctr">
+                        <a:solidFill>
+                          <a:srgbClr val="2F5496"/>
+                        </a:solidFill>
+                        <a:prstDash val="solid"/>
+                        <a:tailEnd type="triangle" w="med" len="med"/>
+                      </a:ln>
+                    </wps:spPr>
+                    <wps:style>
+                      <a:lnRef idx="2">
+                        <a:schemeClr val="accent1"/>
+                      </a:lnRef>
+                      <a:fillRef idx="0">
+                        <a:schemeClr val="accent1"/>
+                      </a:fillRef>
+                      <a:effectRef idx="1">
+                        <a:schemeClr val="accent1"/>
+                      </a:effectRef>
+                      <a:fontRef idx="minor">
+                        <a:schemeClr val="tx1"/>
+                      </a:fontRef>
+                    </wps:style>
+                    <wps:bodyPr/>
+                  </wps:wsp>
+                  <wps:wsp>
+                    <wps:cNvPr id="7" name="C--A"/>
+                    <wps:cNvCnPr>
+                      <a:stCxn id="4" idx="1"/>
+                      <a:endCxn id="2" idx="3"/>
+                    </wps:cNvCnPr>
+                    <wps:spPr>
+                      <a:xfrm flipH="1">
+                        <a:off x="666750" y="726281"/>
+                        <a:ext cx="2190750" cy="0"/>
+                      </a:xfrm>
+                      <a:prstGeom prst="line">
+                        <a:avLst/>
+                      </a:prstGeom>
+                      <a:ln w="12700" cap="flat" cmpd="sng" algn="ctr">
+                        <a:solidFill>
+                          <a:srgbClr val="2F5496"/>
+                        </a:solidFill>
+                        <a:prstDash val="solid"/>
+                        <a:tailEnd type="triangle" w="med" len="med"/>
+                      </a:ln>
+                    </wps:spPr>
+                    <wps:style>
+                      <a:lnRef idx="2">
+                        <a:schemeClr val="accent1"/>
+                      </a:lnRef>
+                      <a:fillRef idx="0">
+                        <a:schemeClr val="accent1"/>
+                      </a:fillRef>
+                      <a:effectRef idx="1">
+                        <a:schemeClr val="accent1"/>
+                      </a:effectRef>
+                      <a:fontRef idx="minor">
+                        <a:schemeClr val="tx1"/>
+                      </a:fontRef>
+                    </wps:style>
+                    <wps:bodyPr/>
+                  </wps:wsp>
+                </wpc:wpc>
               </a:graphicData>
             </a:graphic>
           </wp:inline>
@@ -853,214 +1159,6 @@
     <w:rPr/>
   </w:style>
 </w:styles>
-</file>
-
-<file path=word/diagrams/colors1.xml><?xml version="1.0" encoding="utf-8"?>
-<dgm:colorsDef xmlns:dgm="http://schemas.openxmlformats.org/drawingml/2006/diagram" xmlns:a="http://schemas.openxmlformats.org/drawingml/2006/main" uniqueId="urn:md2nativedocx/smartart-colors/cycle1" minVer="12.0">
-  <dgm:title val=""/>
-  <dgm:desc val=""/>
-  <dgm:catLst>
-    <dgm:cat type="mainScheme" pri="1"/>
-  </dgm:catLst>
-  <dgm:styleLbl name="node1">
-    <dgm:fillClrLst>
-      <a:schemeClr val="accent1"/>
-    </dgm:fillClrLst>
-    <dgm:linClrLst>
-      <a:schemeClr val="accent1">
-        <a:shade val="75000"/>
-      </a:schemeClr>
-    </dgm:linClrLst>
-    <dgm:effectClrLst/>
-    <dgm:txLinClrLst/>
-    <dgm:txFillClrLst>
-      <a:schemeClr val="bg1"/>
-    </dgm:txFillClrLst>
-    <dgm:txEffectClrLst/>
-  </dgm:styleLbl>
-</dgm:colorsDef>
-</file>
-
-<file path=word/diagrams/data1.xml><?xml version="1.0" encoding="utf-8"?>
-<dgm:dataModel xmlns:dgm="http://schemas.openxmlformats.org/drawingml/2006/diagram" xmlns:a="http://schemas.openxmlformats.org/drawingml/2006/main">
-  <dgm:ptLst>
-    <dgm:pt modelId="0" type="doc">
-      <dgm:prSet loTypeId="urn:md2nativedocx/smartart-layout/cycle1" loCatId="cycle" qsTypeId="urn:md2nativedocx/smartart-quickstyle/cycle1" qsCatId="simple" csTypeId="urn:md2nativedocx/smartart-colors/cycle1" csCatId="accent1"/>
-    </dgm:pt>
-    <dgm:pt modelId="1">
-      <dgm:prSet phldrT="[Texte]"/>
-      <dgm:spPr/>
-      <dgm:t>
-        <a:bodyPr/>
-        <a:lstStyle/>
-        <a:p>
-          <a:r>
-            <a:rPr lang="fr-FR"/>
-            <a:t>A</a:t>
-          </a:r>
-        </a:p>
-      </dgm:t>
-    </dgm:pt>
-    <dgm:pt modelId="2">
-      <dgm:prSet phldrT="[Texte]"/>
-      <dgm:spPr/>
-      <dgm:t>
-        <a:bodyPr/>
-        <a:lstStyle/>
-        <a:p>
-          <a:r>
-            <a:rPr lang="fr-FR"/>
-            <a:t>B</a:t>
-          </a:r>
-        </a:p>
-      </dgm:t>
-    </dgm:pt>
-    <dgm:pt modelId="3">
-      <dgm:prSet phldrT="[Texte]"/>
-      <dgm:spPr/>
-      <dgm:t>
-        <a:bodyPr/>
-        <a:lstStyle/>
-        <a:p>
-          <a:r>
-            <a:rPr lang="fr-FR"/>
-            <a:t>C</a:t>
-          </a:r>
-        </a:p>
-      </dgm:t>
-    </dgm:pt>
-    <dgm:pt modelId="p-root" type="pres">
-      <dgm:prSet presAssocID="0" presName="root" presStyleCnt="0"/>
-      <dgm:spPr/>
-    </dgm:pt>
-    <dgm:pt modelId="p-composite1" type="pres">
-      <dgm:prSet presAssocID="1" presName="composite" presStyleCnt="0"/>
-      <dgm:spPr/>
-    </dgm:pt>
-    <dgm:pt modelId="p-main1" type="pres">
-      <dgm:prSet presAssocID="1" presName="Main" presStyleLbl="node1" presStyleIdx="0" presStyleCnt="3"/>
-      <dgm:spPr/>
-    </dgm:pt>
-    <dgm:pt modelId="p-composite2" type="pres">
-      <dgm:prSet presAssocID="2" presName="composite" presStyleCnt="0"/>
-      <dgm:spPr/>
-    </dgm:pt>
-    <dgm:pt modelId="p-main2" type="pres">
-      <dgm:prSet presAssocID="2" presName="Main" presStyleLbl="node1" presStyleIdx="1" presStyleCnt="3"/>
-      <dgm:spPr/>
-    </dgm:pt>
-    <dgm:pt modelId="p-composite3" type="pres">
-      <dgm:prSet presAssocID="3" presName="composite" presStyleCnt="0"/>
-      <dgm:spPr/>
-    </dgm:pt>
-    <dgm:pt modelId="p-main3" type="pres">
-      <dgm:prSet presAssocID="3" presName="Main" presStyleLbl="node1" presStyleIdx="2" presStyleCnt="3"/>
-      <dgm:spPr/>
-    </dgm:pt>
-  </dgm:ptLst>
-  <dgm:cxnLst>
-    <dgm:cxn modelId="c1" type="parOf" srcId="0" destId="1" srcOrd="0" destOrd="0"/>
-    <dgm:cxn modelId="c2" type="parOf" srcId="0" destId="2" srcOrd="1" destOrd="0"/>
-    <dgm:cxn modelId="c3" type="parOf" srcId="0" destId="3" srcOrd="2" destOrd="0"/>
-    <dgm:cxn modelId="po0" type="presOf" srcId="0" destId="p-root" srcOrd="0" destOrd="0" presId="urn:md2nativedocx/smartart-layout/cycle1"/>
-    <dgm:cxn modelId="po1" type="presOf" srcId="1" destId="p-main1" srcOrd="0" destOrd="0" presId="urn:md2nativedocx/smartart-layout/cycle1"/>
-    <dgm:cxn modelId="po2" type="presOf" srcId="2" destId="p-main2" srcOrd="0" destOrd="0" presId="urn:md2nativedocx/smartart-layout/cycle1"/>
-    <dgm:cxn modelId="po3" type="presOf" srcId="3" destId="p-main3" srcOrd="0" destOrd="0" presId="urn:md2nativedocx/smartart-layout/cycle1"/>
-    <dgm:cxn modelId="pp1a" type="presParOf" srcId="p-root" destId="p-composite1" srcOrd="0" destOrd="0" presId="urn:md2nativedocx/smartart-layout/cycle1"/>
-    <dgm:cxn modelId="pp1b" type="presParOf" srcId="p-composite1" destId="p-main1" srcOrd="0" destOrd="0" presId="urn:md2nativedocx/smartart-layout/cycle1"/>
-    <dgm:cxn modelId="pp2a" type="presParOf" srcId="p-root" destId="p-composite2" srcOrd="1" destOrd="0" presId="urn:md2nativedocx/smartart-layout/cycle1"/>
-    <dgm:cxn modelId="pp2b" type="presParOf" srcId="p-composite2" destId="p-main2" srcOrd="0" destOrd="0" presId="urn:md2nativedocx/smartart-layout/cycle1"/>
-    <dgm:cxn modelId="pp3a" type="presParOf" srcId="p-root" destId="p-composite3" srcOrd="2" destOrd="0" presId="urn:md2nativedocx/smartart-layout/cycle1"/>
-    <dgm:cxn modelId="pp3b" type="presParOf" srcId="p-composite3" destId="p-main3" srcOrd="0" destOrd="0" presId="urn:md2nativedocx/smartart-layout/cycle1"/>
-  </dgm:cxnLst>
-  <dgm:bg/>
-  <dgm:whole/>
-</dgm:dataModel>
-</file>
-
-<file path=word/diagrams/layout1.xml><?xml version="1.0" encoding="utf-8"?>
-<dgm:layoutDef xmlns:dgm="http://schemas.openxmlformats.org/drawingml/2006/diagram" xmlns:a="http://schemas.openxmlformats.org/drawingml/2006/main" uniqueId="urn:md2nativedocx/smartart-layout/cycle1">
-  <dgm:title val=""/>
-  <dgm:desc val=""/>
-  <dgm:catLst>
-    <dgm:cat type="cycle" pri="1"/>
-  </dgm:catLst>
-  <dgm:sampData useDef="1">
-    <dgm:dataModel>
-      <dgm:ptLst/>
-      <dgm:bg/>
-      <dgm:whole/>
-    </dgm:dataModel>
-  </dgm:sampData>
-  <dgm:styleData useDef="1">
-    <dgm:dataModel>
-      <dgm:ptLst/>
-      <dgm:bg/>
-      <dgm:whole/>
-    </dgm:dataModel>
-  </dgm:styleData>
-  <dgm:clrData useDef="1">
-    <dgm:dataModel>
-      <dgm:ptLst/>
-      <dgm:bg/>
-      <dgm:whole/>
-    </dgm:dataModel>
-  </dgm:clrData>
-  <dgm:layoutNode name="root">
-    <dgm:alg type="cycle"/>
-    <dgm:shape/>
-    <dgm:constrLst>
-      <dgm:constr op="equ" type="primFontSz" for="des" ptType="node" val="20"/>
-      <dgm:constr type="diam" for="ch" forName="composite" refType="w" fact="0.3"/>
-    </dgm:constrLst>
-    <dgm:forEach name="nodesForEach" axis="ch" ptType="node">
-      <dgm:layoutNode name="composite">
-        <dgm:alg type="composite"/>
-        <dgm:shape/>
-        <dgm:layoutNode name="Main" styleLbl="node1">
-          <dgm:alg type="tx"/>
-          <dgm:shape type="roundRect"/>
-          <dgm:presOf axis="desOrSelf" ptType="node" st="1" cnt="0"/>
-          <dgm:constrLst>
-            <dgm:constr type="lMarg" refType="primFontSz" fact="0.15"/>
-            <dgm:constr type="rMarg" refType="primFontSz" fact="0.15"/>
-            <dgm:constr type="tMarg" refType="primFontSz" fact="0.15"/>
-            <dgm:constr type="bMarg" refType="primFontSz" fact="0.15"/>
-          </dgm:constrLst>
-          <dgm:ruleLst>
-            <dgm:rule type="primFontSz" val="5"/>
-          </dgm:ruleLst>
-        </dgm:layoutNode>
-      </dgm:layoutNode>
-    </dgm:forEach>
-  </dgm:layoutNode>
-</dgm:layoutDef>
-</file>
-
-<file path=word/diagrams/quickStyle1.xml><?xml version="1.0" encoding="utf-8"?>
-<dgm:styleDef xmlns:dgm="http://schemas.openxmlformats.org/drawingml/2006/diagram" xmlns:a="http://schemas.openxmlformats.org/drawingml/2006/main" uniqueId="urn:md2nativedocx/smartart-quickstyle/cycle1" minVer="12.0">
-  <dgm:title val=""/>
-  <dgm:desc val=""/>
-  <dgm:catLst>
-    <dgm:cat type="simple" pri="1"/>
-  </dgm:catLst>
-  <dgm:styleLbl name="node1">
-    <dgm:style>
-      <a:lnRef idx="0">
-        <a:schemeClr val="accent1"/>
-      </a:lnRef>
-      <a:fillRef idx="1">
-        <a:schemeClr val="accent1"/>
-      </a:fillRef>
-      <a:effectRef idx="0">
-        <a:schemeClr val="accent1"/>
-      </a:effectRef>
-      <a:fontRef idx="minor">
-        <a:schemeClr val="lt1"/>
-      </a:fontRef>
-    </dgm:style>
-  </dgm:styleLbl>
-</dgm:styleDef>
 </file>
 
 <file path=word/theme/theme1.xml><?xml version="1.0" encoding="utf-8"?>
